--- a/markdown_answers/01_Databricks_Tutorial_2025/ANSWER_01_1.docx
+++ b/markdown_answers/01_Databricks_Tutorial_2025/ANSWER_01_1.docx
@@ -4,24 +4,6 @@
   <w:body>
     <w:p>
       <w:r>
-        <w:rPr>
-          <w:b/>
-          <w:bCs/>
-          <w:sz w:val="44"/>
-          <w:szCs w:val="44"/>
-        </w:rPr>
-        <w:t>Question 01.1</w:t>
-      </w:r>
-      <w:r>
-        <w:rPr>
-          <w:b/>
-          <w:bCs/>
-        </w:rPr>
-        <w:t xml:space="preserve"> </w:t>
-      </w:r>
-    </w:p>
-    <w:p>
-      <w:r>
         <w:br/>
       </w:r>
       <w:r>
@@ -42,6 +24,13 @@
       </w:r>
       <w:r>
         <w:br/>
+      </w:r>
+      <w:r>
+        <w:rPr>
+          <w:b/>
+          <w:bCs/>
+          <w:color w:val="FF0000"/>
+        </w:rPr>
         <w:t>C. It combines the scalability of data lakes with the reliability of data warehouses</w:t>
       </w:r>
       <w:r>
@@ -65,33 +54,12 @@
         <w:t xml:space="preserve"> C. It combines the scalability of data lakes with the reliability of data warehouses</w:t>
       </w:r>
     </w:p>
-    <w:p/>
-    <w:p>
-      <w:r>
-        <w:rPr>
-          <w:b/>
-          <w:bCs/>
-          <w:sz w:val="44"/>
-          <w:szCs w:val="44"/>
-        </w:rPr>
-        <w:t>Answer</w:t>
-      </w:r>
-      <w:r>
-        <w:rPr>
-          <w:b/>
-          <w:bCs/>
-          <w:sz w:val="44"/>
-          <w:szCs w:val="44"/>
-        </w:rPr>
-        <w:t xml:space="preserve"> 01.1</w:t>
-      </w:r>
-      <w:r>
-        <w:rPr>
-          <w:b/>
-          <w:bCs/>
-        </w:rPr>
-        <w:t xml:space="preserve"> </w:t>
-      </w:r>
+    <w:p>
+      <w:pPr>
+        <w:pBdr>
+          <w:bottom w:val="single" w:sz="6" w:space="1" w:color="auto"/>
+        </w:pBdr>
+      </w:pPr>
     </w:p>
     <w:p/>
     <w:p>
@@ -204,7 +172,7 @@
     <w:p>
       <w:r>
         <w:pict w14:anchorId="69E65EFD">
-          <v:rect id="_x0000_i1055" style="width:468pt;height:1.5pt" o:hralign="center" o:hrstd="t" o:hr="t" fillcolor="#a0a0a0" stroked="f"/>
+          <v:rect id="_x0000_i1025" style="width:468pt;height:1.5pt" o:hralign="center" o:hrstd="t" o:hr="t" fillcolor="#a0a0a0" stroked="f"/>
         </w:pict>
       </w:r>
     </w:p>
@@ -258,15 +226,7 @@
         <w:t>traditional data warehouse</w:t>
       </w:r>
       <w:r>
-        <w:t xml:space="preserve">, not a </w:t>
-      </w:r>
-      <w:proofErr w:type="spellStart"/>
-      <w:r>
-        <w:t>lakehouse</w:t>
-      </w:r>
-      <w:proofErr w:type="spellEnd"/>
-      <w:r>
-        <w:t xml:space="preserve"> </w:t>
+        <w:t xml:space="preserve">, not a lakehouse </w:t>
       </w:r>
     </w:p>
     <w:p>
@@ -276,13 +236,8 @@
           <w:numId w:val="2"/>
         </w:numPr>
       </w:pPr>
-      <w:proofErr w:type="spellStart"/>
-      <w:r>
-        <w:t>Lakehouses</w:t>
-      </w:r>
-      <w:proofErr w:type="spellEnd"/>
-      <w:r>
-        <w:t xml:space="preserve"> support: </w:t>
+      <w:r>
+        <w:t xml:space="preserve">Lakehouses support: </w:t>
       </w:r>
     </w:p>
     <w:p>
@@ -293,7 +248,6 @@
         </w:numPr>
       </w:pPr>
       <w:r>
-        <w:lastRenderedPageBreak/>
         <w:t xml:space="preserve">Structured data </w:t>
       </w:r>
       <w:r>
@@ -351,24 +305,17 @@
         <w:rPr>
           <w:rFonts w:ascii="Segoe UI Emoji" w:hAnsi="Segoe UI Emoji" w:cs="Segoe UI Emoji"/>
         </w:rPr>
+        <w:lastRenderedPageBreak/>
         <w:t>👉</w:t>
       </w:r>
       <w:r>
-        <w:t xml:space="preserve"> </w:t>
-      </w:r>
-      <w:proofErr w:type="spellStart"/>
-      <w:r>
-        <w:t>Lakehouses</w:t>
-      </w:r>
-      <w:proofErr w:type="spellEnd"/>
-      <w:r>
-        <w:t xml:space="preserve"> are flexible, not restricted</w:t>
+        <w:t xml:space="preserve"> Lakehouses are flexible, not restricted</w:t>
       </w:r>
     </w:p>
     <w:p>
       <w:r>
         <w:pict w14:anchorId="45D70938">
-          <v:rect id="_x0000_i1056" style="width:468pt;height:1.5pt" o:hralign="center" o:hrstd="t" o:hr="t" fillcolor="#a0a0a0" stroked="f"/>
+          <v:rect id="_x0000_i1026" style="width:468pt;height:1.5pt" o:hralign="center" o:hrstd="t" o:hr="t" fillcolor="#a0a0a0" stroked="f"/>
         </w:pict>
       </w:r>
     </w:p>
@@ -433,15 +380,7 @@
         </w:numPr>
       </w:pPr>
       <w:r>
-        <w:t xml:space="preserve">In fact, </w:t>
-      </w:r>
-      <w:proofErr w:type="spellStart"/>
-      <w:r>
-        <w:t>lakehouses</w:t>
-      </w:r>
-      <w:proofErr w:type="spellEnd"/>
-      <w:r>
-        <w:t xml:space="preserve"> often </w:t>
+        <w:t xml:space="preserve">In fact, lakehouses often </w:t>
       </w:r>
       <w:r>
         <w:rPr>
@@ -512,7 +451,7 @@
     <w:p>
       <w:r>
         <w:pict w14:anchorId="6589861A">
-          <v:rect id="_x0000_i1057" style="width:468pt;height:1.5pt" o:hralign="center" o:hrstd="t" o:hr="t" fillcolor="#a0a0a0" stroked="f"/>
+          <v:rect id="_x0000_i1027" style="width:468pt;height:1.5pt" o:hralign="center" o:hrstd="t" o:hr="t" fillcolor="#a0a0a0" stroked="f"/>
         </w:pict>
       </w:r>
     </w:p>
@@ -576,13 +515,8 @@
           <w:numId w:val="4"/>
         </w:numPr>
       </w:pPr>
-      <w:proofErr w:type="spellStart"/>
-      <w:r>
-        <w:t>Lakehouses</w:t>
-      </w:r>
-      <w:proofErr w:type="spellEnd"/>
-      <w:r>
-        <w:t xml:space="preserve"> support </w:t>
+      <w:r>
+        <w:t xml:space="preserve">Lakehouses support </w:t>
       </w:r>
       <w:r>
         <w:rPr>
@@ -631,7 +565,7 @@
     <w:p>
       <w:r>
         <w:pict w14:anchorId="67EA8EB3">
-          <v:rect id="_x0000_i1058" style="width:468pt;height:1.5pt" o:hralign="center" o:hrstd="t" o:hr="t" fillcolor="#a0a0a0" stroked="f"/>
+          <v:rect id="_x0000_i1028" style="width:468pt;height:1.5pt" o:hralign="center" o:hrstd="t" o:hr="t" fillcolor="#a0a0a0" stroked="f"/>
         </w:pict>
       </w:r>
     </w:p>
@@ -675,7 +609,6 @@
         </w:numPr>
       </w:pPr>
       <w:r>
-        <w:lastRenderedPageBreak/>
         <w:t xml:space="preserve">Completely false </w:t>
       </w:r>
     </w:p>
@@ -686,13 +619,8 @@
           <w:numId w:val="5"/>
         </w:numPr>
       </w:pPr>
-      <w:proofErr w:type="spellStart"/>
-      <w:r>
-        <w:t>Lakehouses</w:t>
-      </w:r>
-      <w:proofErr w:type="spellEnd"/>
-      <w:r>
-        <w:t xml:space="preserve"> are </w:t>
+      <w:r>
+        <w:t xml:space="preserve">Lakehouses are </w:t>
       </w:r>
       <w:r>
         <w:rPr>
@@ -724,6 +652,7 @@
         </w:numPr>
       </w:pPr>
       <w:r>
+        <w:lastRenderedPageBreak/>
         <w:t xml:space="preserve">Integrate with ML tools (e.g., Databricks ML) </w:t>
       </w:r>
     </w:p>
@@ -741,7 +670,7 @@
     <w:p>
       <w:r>
         <w:pict w14:anchorId="2C716183">
-          <v:rect id="_x0000_i1059" style="width:468pt;height:1.5pt" o:hralign="center" o:hrstd="t" o:hr="t" fillcolor="#a0a0a0" stroked="f"/>
+          <v:rect id="_x0000_i1029" style="width:468pt;height:1.5pt" o:hralign="center" o:hrstd="t" o:hr="t" fillcolor="#a0a0a0" stroked="f"/>
         </w:pict>
       </w:r>
     </w:p>
@@ -1738,75 +1667,21 @@
   </w:abstractNum>
   <w:num w:numId="1" w16cid:durableId="257178229">
     <w:abstractNumId w:val="3"/>
-    <w:lvlOverride w:ilvl="0"/>
-    <w:lvlOverride w:ilvl="1"/>
-    <w:lvlOverride w:ilvl="2"/>
-    <w:lvlOverride w:ilvl="3"/>
-    <w:lvlOverride w:ilvl="4"/>
-    <w:lvlOverride w:ilvl="5"/>
-    <w:lvlOverride w:ilvl="6"/>
-    <w:lvlOverride w:ilvl="7"/>
-    <w:lvlOverride w:ilvl="8"/>
   </w:num>
   <w:num w:numId="2" w16cid:durableId="1859929524">
     <w:abstractNumId w:val="0"/>
-    <w:lvlOverride w:ilvl="0"/>
-    <w:lvlOverride w:ilvl="1"/>
-    <w:lvlOverride w:ilvl="2"/>
-    <w:lvlOverride w:ilvl="3"/>
-    <w:lvlOverride w:ilvl="4"/>
-    <w:lvlOverride w:ilvl="5"/>
-    <w:lvlOverride w:ilvl="6"/>
-    <w:lvlOverride w:ilvl="7"/>
-    <w:lvlOverride w:ilvl="8"/>
   </w:num>
   <w:num w:numId="3" w16cid:durableId="1635526579">
     <w:abstractNumId w:val="1"/>
-    <w:lvlOverride w:ilvl="0"/>
-    <w:lvlOverride w:ilvl="1"/>
-    <w:lvlOverride w:ilvl="2"/>
-    <w:lvlOverride w:ilvl="3"/>
-    <w:lvlOverride w:ilvl="4"/>
-    <w:lvlOverride w:ilvl="5"/>
-    <w:lvlOverride w:ilvl="6"/>
-    <w:lvlOverride w:ilvl="7"/>
-    <w:lvlOverride w:ilvl="8"/>
   </w:num>
   <w:num w:numId="4" w16cid:durableId="1674407330">
     <w:abstractNumId w:val="2"/>
-    <w:lvlOverride w:ilvl="0"/>
-    <w:lvlOverride w:ilvl="1"/>
-    <w:lvlOverride w:ilvl="2"/>
-    <w:lvlOverride w:ilvl="3"/>
-    <w:lvlOverride w:ilvl="4"/>
-    <w:lvlOverride w:ilvl="5"/>
-    <w:lvlOverride w:ilvl="6"/>
-    <w:lvlOverride w:ilvl="7"/>
-    <w:lvlOverride w:ilvl="8"/>
   </w:num>
   <w:num w:numId="5" w16cid:durableId="2130856004">
     <w:abstractNumId w:val="5"/>
-    <w:lvlOverride w:ilvl="0"/>
-    <w:lvlOverride w:ilvl="1"/>
-    <w:lvlOverride w:ilvl="2"/>
-    <w:lvlOverride w:ilvl="3"/>
-    <w:lvlOverride w:ilvl="4"/>
-    <w:lvlOverride w:ilvl="5"/>
-    <w:lvlOverride w:ilvl="6"/>
-    <w:lvlOverride w:ilvl="7"/>
-    <w:lvlOverride w:ilvl="8"/>
   </w:num>
   <w:num w:numId="6" w16cid:durableId="15275448">
     <w:abstractNumId w:val="4"/>
-    <w:lvlOverride w:ilvl="0"/>
-    <w:lvlOverride w:ilvl="1"/>
-    <w:lvlOverride w:ilvl="2"/>
-    <w:lvlOverride w:ilvl="3"/>
-    <w:lvlOverride w:ilvl="4"/>
-    <w:lvlOverride w:ilvl="5"/>
-    <w:lvlOverride w:ilvl="6"/>
-    <w:lvlOverride w:ilvl="7"/>
-    <w:lvlOverride w:ilvl="8"/>
   </w:num>
 </w:numbering>
 </file>
@@ -2414,6 +2289,7 @@
   <w:style w:type="character" w:default="1" w:styleId="DefaultParagraphFont">
     <w:name w:val="Default Paragraph Font"/>
     <w:uiPriority w:val="1"/>
+    <w:semiHidden/>
     <w:unhideWhenUsed/>
   </w:style>
   <w:style w:type="table" w:default="1" w:styleId="TableNormal">
